--- a/public/demo/brief-purchase-orders-raise-and-approve.docx
+++ b/public/demo/brief-purchase-orders-raise-and-approve.docx
@@ -25,7 +25,7 @@
           <w:sz w:val="20"/>
           <w:color w:val="5B6675"/>
         </w:rPr>
-        <w:t xml:space="preserve">Version 2. Submitted 24 July 2026 by Priya Nair. Locked 28 July 2026 by Helen Marsh.</w:t>
+        <w:t xml:space="preserve">Version 2. Submitted 24 July 2026 by Sarah Whitfield. Locked 28 July 2026 by Helen Marsh.</w:t>
       </w:r>
     </w:p>
     <w:p>
@@ -217,7 +217,7 @@
           <w:rFonts w:ascii="Calibri" w:hAnsi="Calibri"/>
           <w:sz w:val="22"/>
         </w:rPr>
-        <w:t xml:space="preserve">Priya Nair (Procurement Manager) and Helen Marsh (Head of Finance) sign off on production. Internal owner: Priya Nair.</w:t>
+        <w:t xml:space="preserve">Sarah Whitfield (Procurement Manager) and Helen Marsh (Head of Finance) sign off on production. Internal owner: Sarah Whitfield.</w:t>
       </w:r>
     </w:p>
     <w:p>

--- a/public/demo/brief-purchase-orders-raise-and-approve.docx
+++ b/public/demo/brief-purchase-orders-raise-and-approve.docx
@@ -217,7 +217,7 @@
           <w:rFonts w:ascii="Calibri" w:hAnsi="Calibri"/>
           <w:sz w:val="22"/>
         </w:rPr>
-        <w:t xml:space="preserve">Sarah Whitfield (Procurement Manager) and Helen Marsh (Head of Finance) sign off on production. Internal owner: Sarah Whitfield.</w:t>
+        <w:t xml:space="preserve">Sarah Whitfield (Procurement Manager) and Helen Marsh (Head of Finance) sign off on production. Business SMEs: Sarah Whitfield and Helen Marsh.</w:t>
       </w:r>
     </w:p>
     <w:p>

--- a/public/demo/brief-purchase-orders-raise-and-approve.docx
+++ b/public/demo/brief-purchase-orders-raise-and-approve.docx
@@ -25,7 +25,7 @@
           <w:sz w:val="20"/>
           <w:color w:val="5B6675"/>
         </w:rPr>
-        <w:t xml:space="preserve">Version 2. Submitted 24 July 2026 by Sarah Whitfield. Locked 28 July 2026 by Helen Marsh.</w:t>
+        <w:t xml:space="preserve">Version 2. Submitted 24 July 2026 by Sarah Whitfield. Approved for build 28 July 2026 by Helen Marsh.</w:t>
       </w:r>
     </w:p>
     <w:p>
